--- a/Acordes domingo/Jorge/Hashen es varon de Guerra (Am)- René Gonzales.txt.docx
+++ b/Acordes domingo/Jorge/Hashen es varon de Guerra (Am)- René Gonzales.txt.docx
@@ -17,15 +17,7 @@
           <w:bCs/>
           <w:color w:val="F44336"/>
         </w:rPr>
-        <w:t>Hashen es varon de guerra </w:t>
-      </w:r>
-      <w:r>
-        <w:rPr>
-          <w:b/>
-          <w:bCs/>
-          <w:color w:val="F44336"/>
-        </w:rPr>
-        <w:t>(Am)</w:t>
+        <w:t>Hashen es varon de guerra (Am)</w:t>
       </w:r>
     </w:p>
     <w:p>
@@ -170,18 +162,31 @@
         <w:br/>
         <w:t>El es mi Dios y yo le alabare</w:t>
         <w:br/>
-        <w:t xml:space="preserve">            C       </w:t>
-      </w:r>
-      <w:r>
-        <w:rPr/>
-        <w:t>G</w:t>
-      </w:r>
-      <w:r>
-        <w:rPr/>
-        <w:t xml:space="preserve">          F</w:t>
+        <w:t xml:space="preserve">          C       G          F</w:t>
+        <w:br/>
+      </w:r>
+      <w:r>
+        <w:rPr/>
+        <w:t>El</w:t>
+      </w:r>
+      <w:r>
+        <w:rPr/>
+        <w:t xml:space="preserve"> es mi Padre y lo enaltecere</w:t>
+        <w:br/>
+        <w:t xml:space="preserve">           C     G          F</w:t>
+        <w:br/>
+        <w:t>El es mi Dios y yo le alabare</w:t>
+        <w:br/>
+        <w:t xml:space="preserve">            C       G          </w:t>
+      </w:r>
+      <w:r>
+        <w:rPr/>
+        <w:t>Am G F</w:t>
+      </w:r>
+      <w:r>
+        <w:rPr/>
         <w:br/>
         <w:t>Dios es mi Padre y lo enaltecere</w:t>
-        <w:br/>
         <w:br/>
         <w:br/>
       </w:r>
@@ -193,7 +198,7 @@
       <w:pgNumType w:fmt="decimal"/>
       <w:formProt w:val="false"/>
       <w:textDirection w:val="lrTb"/>
-      <w:docGrid w:type="default" w:linePitch="312" w:charSpace="26623"/>
+      <w:docGrid w:type="default" w:linePitch="312" w:charSpace="26418"/>
     </w:sectPr>
   </w:body>
 </w:document>
@@ -373,7 +378,7 @@
     <w:pPr>
       <w:widowControl/>
       <w:suppressAutoHyphens w:val="true"/>
-      <w:overflowPunct w:val="false"/>
+      <w:overflowPunct w:val="true"/>
       <w:bidi w:val="0"/>
       <w:spacing w:before="0" w:after="0"/>
       <w:jc w:val="start"/>
@@ -403,7 +408,7 @@
       <w:spacing w:before="240" w:after="120"/>
     </w:pPr>
     <w:rPr>
-      <w:rFonts w:ascii="Liberation Sans" w:hAnsi="Liberation Sans" w:eastAsia="Microsoft YaHei" w:cs="Arial"/>
+      <w:rFonts w:ascii="Liberation Sans" w:hAnsi="Liberation Sans" w:eastAsia="Microsoft YaHei" w:cs="Lucida Sans"/>
       <w:sz w:val="28"/>
       <w:szCs w:val="28"/>
     </w:rPr>
@@ -446,8 +451,35 @@
       <w:szCs w:val="24"/>
     </w:rPr>
   </w:style>
-  <w:style w:type="paragraph" w:styleId="ndice">
+  <w:style w:type="paragraph" w:styleId="ndice" w:customStyle="1">
     <w:name w:val="Índice"/>
+    <w:basedOn w:val="Normal"/>
+    <w:uiPriority w:val="0"/>
+    <w:qFormat/>
+    <w:pPr>
+      <w:suppressLineNumbers/>
+    </w:pPr>
+    <w:rPr>
+      <w:rFonts w:cs="Lohit Devanagari"/>
+    </w:rPr>
+  </w:style>
+  <w:style w:type="paragraph" w:styleId="Ttulouser">
+    <w:name w:val="Título (user)"/>
+    <w:basedOn w:val="Normal"/>
+    <w:next w:val="BodyText"/>
+    <w:qFormat/>
+    <w:pPr>
+      <w:keepNext w:val="true"/>
+      <w:spacing w:before="240" w:after="120"/>
+    </w:pPr>
+    <w:rPr>
+      <w:rFonts w:ascii="Liberation Sans" w:hAnsi="Liberation Sans" w:eastAsia="Microsoft YaHei" w:cs="Arial"/>
+      <w:sz w:val="28"/>
+      <w:szCs w:val="28"/>
+    </w:rPr>
+  </w:style>
+  <w:style w:type="paragraph" w:styleId="ndiceuser">
+    <w:name w:val="Índice (user)"/>
     <w:basedOn w:val="Normal"/>
     <w:qFormat/>
     <w:pPr>
@@ -455,33 +487,6 @@
     </w:pPr>
     <w:rPr>
       <w:rFonts w:cs="Arial"/>
-    </w:rPr>
-  </w:style>
-  <w:style w:type="paragraph" w:styleId="Ttulouser">
-    <w:name w:val="Título (user)"/>
-    <w:basedOn w:val="Normal"/>
-    <w:next w:val="BodyText"/>
-    <w:qFormat/>
-    <w:pPr>
-      <w:keepNext w:val="true"/>
-      <w:spacing w:before="240" w:after="120"/>
-    </w:pPr>
-    <w:rPr>
-      <w:rFonts w:ascii="Liberation Sans" w:hAnsi="Liberation Sans" w:eastAsia="Microsoft YaHei" w:cs="Lucida Sans"/>
-      <w:sz w:val="28"/>
-      <w:szCs w:val="28"/>
-    </w:rPr>
-  </w:style>
-  <w:style w:type="paragraph" w:styleId="ndiceuser" w:customStyle="1">
-    <w:name w:val="Índice (user)"/>
-    <w:basedOn w:val="Normal"/>
-    <w:uiPriority w:val="0"/>
-    <w:qFormat/>
-    <w:pPr>
-      <w:suppressLineNumbers/>
-    </w:pPr>
-    <w:rPr>
-      <w:rFonts w:cs="Lohit Devanagari"/>
     </w:rPr>
   </w:style>
   <w:style w:type="paragraph" w:styleId="Ttulo1" w:customStyle="1">
